--- a/SQL Server PerformanceAndSchema.docx
+++ b/SQL Server PerformanceAndSchema.docx
@@ -4,6 +4,9 @@
   <w:body>
     <w:p>
       <w:r>
+        <w:rPr>
+          <w:noProof/>
+        </w:rPr>
         <w:drawing>
           <wp:inline distT="0" distB="0" distL="0" distR="0" wp14:anchorId="62136019" wp14:editId="5BEB1D02">
             <wp:extent cx="5943600" cy="3166110"/>
@@ -64,55 +67,23 @@
     </w:p>
     <w:p>
       <w:r>
-        <w:t xml:space="preserve">    Id     INT </w:t>
-      </w:r>
-      <w:proofErr w:type="gramStart"/>
-      <w:r>
-        <w:t>IDENTITY(</w:t>
-      </w:r>
-      <w:proofErr w:type="gramEnd"/>
-      <w:r>
-        <w:t>1,1) NOT NULL,</w:t>
-      </w:r>
-    </w:p>
-    <w:p>
-      <w:r>
-        <w:t xml:space="preserve">    Name   </w:t>
-      </w:r>
-      <w:proofErr w:type="gramStart"/>
-      <w:r>
-        <w:t>VARCHAR(</w:t>
-      </w:r>
-      <w:proofErr w:type="gramEnd"/>
-      <w:r>
-        <w:t>200)      NOT NULL,</w:t>
-      </w:r>
-    </w:p>
-    <w:p>
-      <w:r>
-        <w:t xml:space="preserve">    Region </w:t>
-      </w:r>
-      <w:proofErr w:type="gramStart"/>
-      <w:r>
-        <w:t>VARCHAR(</w:t>
-      </w:r>
-      <w:proofErr w:type="gramEnd"/>
-      <w:r>
-        <w:t xml:space="preserve">50)       NULL,        </w:t>
-      </w:r>
-    </w:p>
-    <w:p/>
-    <w:p>
-      <w:r>
-        <w:t xml:space="preserve">    CONSTRAINT </w:t>
-      </w:r>
-      <w:proofErr w:type="spellStart"/>
-      <w:r>
-        <w:t>PK_Schools</w:t>
-      </w:r>
-      <w:proofErr w:type="spellEnd"/>
-      <w:r>
-        <w:t xml:space="preserve"> PRIMARY KEY CLUSTERED (Id)</w:t>
+        <w:t xml:space="preserve">    Id     INT IDENTITY(1,1) NOT NULL,</w:t>
+      </w:r>
+    </w:p>
+    <w:p>
+      <w:r>
+        <w:t xml:space="preserve">    Name   VARCHAR(200)      NOT NULL,</w:t>
+      </w:r>
+    </w:p>
+    <w:p>
+      <w:r>
+        <w:t xml:space="preserve">    Region VARCHAR(50)       NULL,        </w:t>
+      </w:r>
+    </w:p>
+    <w:p/>
+    <w:p>
+      <w:r>
+        <w:t xml:space="preserve">    CONSTRAINT PK_Schools PRIMARY KEY CLUSTERED (Id)</w:t>
       </w:r>
     </w:p>
     <w:p>
@@ -129,119 +100,39 @@
     </w:p>
     <w:p>
       <w:r>
-        <w:t xml:space="preserve">    Id       INT </w:t>
-      </w:r>
-      <w:proofErr w:type="gramStart"/>
-      <w:r>
-        <w:t>IDENTITY(</w:t>
-      </w:r>
-      <w:proofErr w:type="gramEnd"/>
-      <w:r>
-        <w:t>1,1) NOT NULL,</w:t>
-      </w:r>
-    </w:p>
-    <w:p>
-      <w:r>
-        <w:t xml:space="preserve">    </w:t>
-      </w:r>
-      <w:proofErr w:type="spellStart"/>
-      <w:r>
-        <w:t>Sku</w:t>
-      </w:r>
-      <w:proofErr w:type="spellEnd"/>
-      <w:r>
-        <w:t xml:space="preserve">      </w:t>
-      </w:r>
-      <w:proofErr w:type="gramStart"/>
-      <w:r>
-        <w:t>VARCHAR(</w:t>
-      </w:r>
-      <w:proofErr w:type="gramEnd"/>
-      <w:r>
-        <w:t>50)       NOT NULL,</w:t>
-      </w:r>
-    </w:p>
-    <w:p>
-      <w:r>
-        <w:t xml:space="preserve">    Name     </w:t>
-      </w:r>
-      <w:proofErr w:type="gramStart"/>
-      <w:r>
-        <w:t>VARCHAR(</w:t>
-      </w:r>
-      <w:proofErr w:type="gramEnd"/>
-      <w:r>
-        <w:t>200)      NOT NULL,</w:t>
+        <w:t xml:space="preserve">    Id       INT IDENTITY(1,1) NOT NULL,</w:t>
+      </w:r>
+    </w:p>
+    <w:p>
+      <w:r>
+        <w:t xml:space="preserve">    Sku      VARCHAR(50)       NOT NULL,</w:t>
+      </w:r>
+    </w:p>
+    <w:p>
+      <w:r>
+        <w:t xml:space="preserve">    Name     VARCHAR(200)      NOT NULL,</w:t>
       </w:r>
     </w:p>
     <w:p>
       <w:r>
         <w:lastRenderedPageBreak/>
-        <w:t xml:space="preserve">    Category </w:t>
-      </w:r>
-      <w:proofErr w:type="gramStart"/>
-      <w:r>
-        <w:t>VARCHAR(</w:t>
-      </w:r>
-      <w:proofErr w:type="gramEnd"/>
-      <w:r>
-        <w:t>50)       NOT NULL,</w:t>
-      </w:r>
-    </w:p>
-    <w:p>
-      <w:r>
-        <w:t xml:space="preserve">    </w:t>
-      </w:r>
-      <w:proofErr w:type="spellStart"/>
-      <w:r>
-        <w:t>BasePrice</w:t>
-      </w:r>
-      <w:proofErr w:type="spellEnd"/>
-      <w:r>
-        <w:t xml:space="preserve"> </w:t>
-      </w:r>
-      <w:proofErr w:type="gramStart"/>
-      <w:r>
-        <w:t>DECIMAL(</w:t>
-      </w:r>
-      <w:proofErr w:type="gramEnd"/>
-      <w:r>
-        <w:t>10,2)    NOT NULL,</w:t>
-      </w:r>
-    </w:p>
-    <w:p/>
-    <w:p>
-      <w:r>
-        <w:t xml:space="preserve">    CONSTRAINT </w:t>
-      </w:r>
-      <w:proofErr w:type="spellStart"/>
-      <w:r>
-        <w:t>PK_Products</w:t>
-      </w:r>
-      <w:proofErr w:type="spellEnd"/>
-      <w:r>
-        <w:t xml:space="preserve"> PRIMARY KEY CLUSTERED (Id),</w:t>
-      </w:r>
-    </w:p>
-    <w:p>
-      <w:r>
-        <w:t xml:space="preserve">    CONSTRAINT </w:t>
-      </w:r>
-      <w:proofErr w:type="spellStart"/>
-      <w:r>
-        <w:t>UQ_Products_Sku</w:t>
-      </w:r>
-      <w:proofErr w:type="spellEnd"/>
-      <w:r>
-        <w:t xml:space="preserve"> UNIQUE (</w:t>
-      </w:r>
-      <w:proofErr w:type="spellStart"/>
-      <w:r>
-        <w:t>Sku</w:t>
-      </w:r>
-      <w:proofErr w:type="spellEnd"/>
-      <w:r>
-        <w:t>)</w:t>
+        <w:t xml:space="preserve">    Category VARCHAR(50)       NOT NULL,</w:t>
+      </w:r>
+    </w:p>
+    <w:p>
+      <w:r>
+        <w:t xml:space="preserve">    BasePrice DECIMAL(10,2)    NOT NULL,</w:t>
+      </w:r>
+    </w:p>
+    <w:p/>
+    <w:p>
+      <w:r>
+        <w:t xml:space="preserve">    CONSTRAINT PK_Products PRIMARY KEY CLUSTERED (Id),</w:t>
+      </w:r>
+    </w:p>
+    <w:p>
+      <w:r>
+        <w:t xml:space="preserve">    CONSTRAINT UQ_Products_Sku UNIQUE (Sku)</w:t>
       </w:r>
     </w:p>
     <w:p>
@@ -251,15 +142,7 @@
     </w:p>
     <w:p>
       <w:r>
-        <w:t xml:space="preserve">CREATE INDEX </w:t>
-      </w:r>
-      <w:proofErr w:type="spellStart"/>
-      <w:r>
-        <w:t>IX_Products_Category</w:t>
-      </w:r>
-      <w:proofErr w:type="spellEnd"/>
-      <w:r>
-        <w:t xml:space="preserve"> ON Products (Category) INCLUDE (Id, Name);</w:t>
+        <w:t>CREATE INDEX IX_Products_Category ON Products (Category) INCLUDE (Id, Name);</w:t>
       </w:r>
     </w:p>
     <w:p/>
@@ -271,128 +154,49 @@
     </w:p>
     <w:p>
       <w:r>
-        <w:t xml:space="preserve">    Id        INT </w:t>
-      </w:r>
-      <w:proofErr w:type="gramStart"/>
-      <w:r>
-        <w:t>IDENTITY(</w:t>
-      </w:r>
-      <w:proofErr w:type="gramEnd"/>
-      <w:r>
-        <w:t>1,1) NOT NULL,</w:t>
-      </w:r>
-    </w:p>
-    <w:p>
-      <w:r>
-        <w:t xml:space="preserve">    </w:t>
-      </w:r>
-      <w:proofErr w:type="spellStart"/>
-      <w:proofErr w:type="gramStart"/>
-      <w:r>
-        <w:t>SchoolId</w:t>
-      </w:r>
-      <w:proofErr w:type="spellEnd"/>
-      <w:r>
-        <w:t xml:space="preserve">  INT</w:t>
-      </w:r>
-      <w:proofErr w:type="gramEnd"/>
-      <w:r>
-        <w:t xml:space="preserve">               NOT NULL,</w:t>
-      </w:r>
-    </w:p>
-    <w:p>
-      <w:r>
-        <w:t xml:space="preserve">    </w:t>
-      </w:r>
-      <w:proofErr w:type="spellStart"/>
-      <w:r>
-        <w:t>OrderDate</w:t>
-      </w:r>
-      <w:proofErr w:type="spellEnd"/>
-      <w:r>
-        <w:t xml:space="preserve"> DATE              NOT NULL,</w:t>
-      </w:r>
-    </w:p>
-    <w:p>
-      <w:r>
-        <w:t xml:space="preserve">    Season    </w:t>
-      </w:r>
-      <w:proofErr w:type="gramStart"/>
-      <w:r>
-        <w:t>VARCHAR(</w:t>
-      </w:r>
-      <w:proofErr w:type="gramEnd"/>
-      <w:r>
-        <w:t xml:space="preserve">20)       NOT </w:t>
-      </w:r>
-      <w:proofErr w:type="gramStart"/>
-      <w:r>
-        <w:t>NULL,  --</w:t>
-      </w:r>
-      <w:proofErr w:type="gramEnd"/>
-      <w:r>
-        <w:t xml:space="preserve"> e.g. 'Back-to-School', 'Winter'</w:t>
-      </w:r>
-    </w:p>
-    <w:p>
-      <w:r>
-        <w:t xml:space="preserve">    Total     </w:t>
-      </w:r>
-      <w:proofErr w:type="gramStart"/>
-      <w:r>
-        <w:t>DECIMAL(</w:t>
-      </w:r>
-      <w:proofErr w:type="gramEnd"/>
-      <w:r>
-        <w:t>12,2)     NOT NULL,</w:t>
-      </w:r>
-    </w:p>
-    <w:p>
-      <w:r>
-        <w:t xml:space="preserve">    Status    </w:t>
-      </w:r>
-      <w:proofErr w:type="gramStart"/>
-      <w:r>
-        <w:t>VARCHAR(</w:t>
-      </w:r>
-      <w:proofErr w:type="gramEnd"/>
-      <w:r>
-        <w:t>20)       NOT NULL DEFAULT 'COMPLETE',</w:t>
-      </w:r>
-    </w:p>
-    <w:p/>
-    <w:p>
-      <w:r>
-        <w:t xml:space="preserve">    CONSTRAINT </w:t>
-      </w:r>
-      <w:proofErr w:type="spellStart"/>
-      <w:r>
-        <w:t>PK_Orders</w:t>
-      </w:r>
-      <w:proofErr w:type="spellEnd"/>
-      <w:r>
-        <w:t xml:space="preserve"> PRIMARY KEY CLUSTERED (Id),</w:t>
-      </w:r>
-    </w:p>
-    <w:p>
-      <w:r>
-        <w:t xml:space="preserve">    CONSTRAINT </w:t>
-      </w:r>
-      <w:proofErr w:type="spellStart"/>
-      <w:r>
-        <w:t>FK_Orders_Schools</w:t>
-      </w:r>
-      <w:proofErr w:type="spellEnd"/>
-      <w:r>
-        <w:t xml:space="preserve"> FOREIGN KEY (</w:t>
-      </w:r>
-      <w:proofErr w:type="spellStart"/>
-      <w:r>
-        <w:t>SchoolId</w:t>
-      </w:r>
-      <w:proofErr w:type="spellEnd"/>
-      <w:r>
-        <w:t>) REFERENCES Schools (Id)</w:t>
+        <w:t xml:space="preserve">    Id        INT IDENTITY(1,1) NOT NULL,</w:t>
+      </w:r>
+    </w:p>
+    <w:p>
+      <w:r>
+        <w:t xml:space="preserve">    SchoolId  INT               NOT NULL,</w:t>
+      </w:r>
+    </w:p>
+    <w:p>
+      <w:r>
+        <w:t xml:space="preserve">    OrderDate DATE              NOT NULL,</w:t>
+      </w:r>
+    </w:p>
+    <w:p>
+      <w:r>
+        <w:t xml:space="preserve">    Season    VARCHAR(20)       NOT NULL,  -- e.g. 'Back-to-School', 'Winter'</w:t>
+      </w:r>
+    </w:p>
+    <w:p>
+      <w:r>
+        <w:t xml:space="preserve">    Total     DECIMAL(12,2)     NOT NULL,</w:t>
+      </w:r>
+    </w:p>
+    <w:p>
+      <w:r>
+        <w:t xml:space="preserve">    Status    VARCHAR(20)       NOT NULL DEFAULT '</w:t>
+      </w:r>
+      <w:r>
+        <w:t>PENDING</w:t>
+      </w:r>
+      <w:r>
+        <w:t>',</w:t>
+      </w:r>
+    </w:p>
+    <w:p/>
+    <w:p>
+      <w:r>
+        <w:t xml:space="preserve">    CONSTRAINT PK_Orders PRIMARY KEY CLUSTERED (Id),</w:t>
+      </w:r>
+    </w:p>
+    <w:p>
+      <w:r>
+        <w:t xml:space="preserve">    CONSTRAINT FK_Orders_Schools FOREIGN KEY (SchoolId) REFERENCES Schools (Id)</w:t>
       </w:r>
     </w:p>
     <w:p>
@@ -407,31 +211,7 @@
     </w:p>
     <w:p>
       <w:r>
-        <w:t xml:space="preserve">CREATE INDEX </w:t>
-      </w:r>
-      <w:proofErr w:type="spellStart"/>
-      <w:r>
-        <w:t>IX_Orders_SchoolId_OrderDate</w:t>
-      </w:r>
-      <w:proofErr w:type="spellEnd"/>
-      <w:r>
-        <w:t xml:space="preserve"> ON Orders (</w:t>
-      </w:r>
-      <w:proofErr w:type="spellStart"/>
-      <w:r>
-        <w:t>SchoolId</w:t>
-      </w:r>
-      <w:proofErr w:type="spellEnd"/>
-      <w:r>
-        <w:t xml:space="preserve">, </w:t>
-      </w:r>
-      <w:proofErr w:type="spellStart"/>
-      <w:r>
-        <w:t>OrderDate</w:t>
-      </w:r>
-      <w:proofErr w:type="spellEnd"/>
-      <w:r>
-        <w:t>)</w:t>
+        <w:t>CREATE INDEX IX_Orders_SchoolId_OrderDate ON Orders (SchoolId, OrderDate)</w:t>
       </w:r>
     </w:p>
     <w:p>
@@ -443,60 +223,23 @@
     <w:p/>
     <w:p>
       <w:r>
-        <w:t xml:space="preserve">CREATE TABLE </w:t>
-      </w:r>
-      <w:proofErr w:type="spellStart"/>
-      <w:r>
-        <w:t>OrderLines</w:t>
-      </w:r>
-      <w:proofErr w:type="spellEnd"/>
-      <w:r>
-        <w:t xml:space="preserve"> (</w:t>
+        <w:t>CREATE TABLE OrderLines (</w:t>
       </w:r>
     </w:p>
     <w:p>
       <w:r>
         <w:lastRenderedPageBreak/>
-        <w:t xml:space="preserve">    Id         INT </w:t>
-      </w:r>
-      <w:proofErr w:type="gramStart"/>
-      <w:r>
-        <w:t>IDENTITY(</w:t>
-      </w:r>
-      <w:proofErr w:type="gramEnd"/>
-      <w:r>
-        <w:t>1,1) NOT NULL,</w:t>
-      </w:r>
-    </w:p>
-    <w:p>
-      <w:r>
-        <w:t xml:space="preserve">    </w:t>
-      </w:r>
-      <w:proofErr w:type="spellStart"/>
-      <w:r>
-        <w:t>OrderId</w:t>
-      </w:r>
-      <w:proofErr w:type="spellEnd"/>
-      <w:r>
-        <w:t xml:space="preserve">    INT               NOT NULL,</w:t>
-      </w:r>
-    </w:p>
-    <w:p>
-      <w:r>
-        <w:t xml:space="preserve">    </w:t>
-      </w:r>
-      <w:proofErr w:type="spellStart"/>
-      <w:proofErr w:type="gramStart"/>
-      <w:r>
-        <w:t>ProductId</w:t>
-      </w:r>
-      <w:proofErr w:type="spellEnd"/>
-      <w:r>
-        <w:t xml:space="preserve">  INT</w:t>
-      </w:r>
-      <w:proofErr w:type="gramEnd"/>
-      <w:r>
-        <w:t xml:space="preserve">               NOT NULL,</w:t>
+        <w:t xml:space="preserve">    Id         INT IDENTITY(1,1) NOT NULL,</w:t>
+      </w:r>
+    </w:p>
+    <w:p>
+      <w:r>
+        <w:t xml:space="preserve">    OrderId    INT               NOT NULL,</w:t>
+      </w:r>
+    </w:p>
+    <w:p>
+      <w:r>
+        <w:t xml:space="preserve">    ProductId  INT               NOT NULL,</w:t>
       </w:r>
     </w:p>
     <w:p>
@@ -506,81 +249,23 @@
     </w:p>
     <w:p>
       <w:r>
-        <w:t xml:space="preserve">    </w:t>
-      </w:r>
-      <w:proofErr w:type="spellStart"/>
-      <w:proofErr w:type="gramStart"/>
-      <w:r>
-        <w:t>LineTotal</w:t>
-      </w:r>
-      <w:proofErr w:type="spellEnd"/>
-      <w:r>
-        <w:t xml:space="preserve">  DECIMAL</w:t>
-      </w:r>
-      <w:proofErr w:type="gramEnd"/>
-      <w:r>
-        <w:t xml:space="preserve">(12,2)     NOT NULL,  </w:t>
-      </w:r>
-    </w:p>
-    <w:p/>
-    <w:p>
-      <w:r>
-        <w:t xml:space="preserve">    CONSTRAINT </w:t>
-      </w:r>
-      <w:proofErr w:type="spellStart"/>
-      <w:r>
-        <w:t>PK_OrderLines</w:t>
-      </w:r>
-      <w:proofErr w:type="spellEnd"/>
-      <w:r>
-        <w:t xml:space="preserve"> PRIMARY KEY CLUSTERED (Id),</w:t>
-      </w:r>
-    </w:p>
-    <w:p>
-      <w:r>
-        <w:t xml:space="preserve">    CONSTRAINT </w:t>
-      </w:r>
-      <w:proofErr w:type="spellStart"/>
-      <w:r>
-        <w:t>FK_OrderLines_Orders</w:t>
-      </w:r>
-      <w:proofErr w:type="spellEnd"/>
-      <w:r>
-        <w:t xml:space="preserve">   FOREIGN KEY (</w:t>
-      </w:r>
-      <w:proofErr w:type="spellStart"/>
-      <w:proofErr w:type="gramStart"/>
-      <w:r>
-        <w:t>OrderId</w:t>
-      </w:r>
-      <w:proofErr w:type="spellEnd"/>
-      <w:r>
-        <w:t xml:space="preserve">)   </w:t>
-      </w:r>
-      <w:proofErr w:type="gramEnd"/>
-      <w:r>
-        <w:t>REFERENCES Orders (Id),</w:t>
-      </w:r>
-    </w:p>
-    <w:p>
-      <w:r>
-        <w:t xml:space="preserve">    CONSTRAINT </w:t>
-      </w:r>
-      <w:proofErr w:type="spellStart"/>
-      <w:r>
-        <w:t>FK_OrderLines_Products</w:t>
-      </w:r>
-      <w:proofErr w:type="spellEnd"/>
-      <w:r>
-        <w:t xml:space="preserve"> FOREIGN KEY (</w:t>
-      </w:r>
-      <w:proofErr w:type="spellStart"/>
-      <w:r>
-        <w:t>ProductId</w:t>
-      </w:r>
-      <w:proofErr w:type="spellEnd"/>
-      <w:r>
-        <w:t>) REFERENCES Products (Id)</w:t>
+        <w:t xml:space="preserve">    LineTotal  DECIMAL(12,2)     NOT NULL,  </w:t>
+      </w:r>
+    </w:p>
+    <w:p/>
+    <w:p>
+      <w:r>
+        <w:t xml:space="preserve">    CONSTRAINT PK_OrderLines PRIMARY KEY CLUSTERED (Id),</w:t>
+      </w:r>
+    </w:p>
+    <w:p>
+      <w:r>
+        <w:t xml:space="preserve">    CONSTRAINT FK_OrderLines_Orders   FOREIGN KEY (OrderId)   REFERENCES Orders (Id),</w:t>
+      </w:r>
+    </w:p>
+    <w:p>
+      <w:r>
+        <w:t xml:space="preserve">    CONSTRAINT FK_OrderLines_Products FOREIGN KEY (ProductId) REFERENCES Products (Id)</w:t>
       </w:r>
     </w:p>
     <w:p>
@@ -591,15 +276,7 @@
     <w:p/>
     <w:p>
       <w:r>
-        <w:t xml:space="preserve">-- Trade-off: a </w:t>
-      </w:r>
-      <w:proofErr w:type="spellStart"/>
-      <w:r>
-        <w:t>nonclustered</w:t>
-      </w:r>
-      <w:proofErr w:type="spellEnd"/>
-      <w:r>
-        <w:t xml:space="preserve"> COLUMNSTORE index on the analytics columns.</w:t>
+        <w:t>-- Trade-off: a nonclustered COLUMNSTORE index on the analytics columns.</w:t>
       </w:r>
     </w:p>
     <w:p>
@@ -614,113 +291,28 @@
     </w:p>
     <w:p>
       <w:r>
-        <w:t xml:space="preserve">-- for the reporting query without touching the OLTP clustered index used by </w:t>
-      </w:r>
-      <w:proofErr w:type="spellStart"/>
-      <w:r>
-        <w:t>ProcessOrder</w:t>
-      </w:r>
-      <w:proofErr w:type="spellEnd"/>
-      <w:r>
-        <w:t>.</w:t>
-      </w:r>
-    </w:p>
-    <w:p>
-      <w:r>
-        <w:t xml:space="preserve">CREATE NONCLUSTERED COLUMNSTORE INDEX </w:t>
-      </w:r>
-      <w:proofErr w:type="spellStart"/>
-      <w:r>
-        <w:t>NCCI_OrderLines_Analytics</w:t>
-      </w:r>
-      <w:proofErr w:type="spellEnd"/>
-    </w:p>
-    <w:p>
-      <w:r>
-        <w:t xml:space="preserve">ON </w:t>
-      </w:r>
-      <w:proofErr w:type="spellStart"/>
-      <w:r>
-        <w:t>OrderLines</w:t>
-      </w:r>
-      <w:proofErr w:type="spellEnd"/>
-      <w:r>
-        <w:t xml:space="preserve"> (</w:t>
-      </w:r>
-      <w:proofErr w:type="spellStart"/>
-      <w:r>
-        <w:t>OrderId</w:t>
-      </w:r>
-      <w:proofErr w:type="spellEnd"/>
-      <w:r>
-        <w:t xml:space="preserve">, </w:t>
-      </w:r>
-      <w:proofErr w:type="spellStart"/>
-      <w:r>
-        <w:t>ProductId</w:t>
-      </w:r>
-      <w:proofErr w:type="spellEnd"/>
-      <w:r>
-        <w:t xml:space="preserve">, Quantity, </w:t>
-      </w:r>
-      <w:proofErr w:type="spellStart"/>
-      <w:r>
-        <w:t>LineTotal</w:t>
-      </w:r>
-      <w:proofErr w:type="spellEnd"/>
-      <w:r>
-        <w:t>);</w:t>
-      </w:r>
-    </w:p>
-    <w:p/>
-    <w:p>
-      <w:r>
-        <w:t xml:space="preserve">-- Standard </w:t>
-      </w:r>
-      <w:proofErr w:type="spellStart"/>
-      <w:r>
-        <w:t>rowstore</w:t>
-      </w:r>
-      <w:proofErr w:type="spellEnd"/>
-      <w:r>
-        <w:t xml:space="preserve"> index to keep OLTP joins (e.g. "lines for this order") fast</w:t>
-      </w:r>
-    </w:p>
-    <w:p>
-      <w:r>
-        <w:t xml:space="preserve">CREATE INDEX </w:t>
-      </w:r>
-      <w:proofErr w:type="spellStart"/>
-      <w:r>
-        <w:t>IX_OrderLines_OrderId_ProductId</w:t>
-      </w:r>
-      <w:proofErr w:type="spellEnd"/>
-      <w:r>
-        <w:t xml:space="preserve"> ON </w:t>
-      </w:r>
-      <w:proofErr w:type="spellStart"/>
-      <w:r>
-        <w:t>OrderLines</w:t>
-      </w:r>
-      <w:proofErr w:type="spellEnd"/>
-      <w:r>
-        <w:t xml:space="preserve"> (</w:t>
-      </w:r>
-      <w:proofErr w:type="spellStart"/>
-      <w:r>
-        <w:t>OrderId</w:t>
-      </w:r>
-      <w:proofErr w:type="spellEnd"/>
-      <w:r>
-        <w:t xml:space="preserve">, </w:t>
-      </w:r>
-      <w:proofErr w:type="spellStart"/>
-      <w:r>
-        <w:t>ProductId</w:t>
-      </w:r>
-      <w:proofErr w:type="spellEnd"/>
-      <w:r>
-        <w:t>);</w:t>
+        <w:t>-- for the reporting query without touching the OLTP clustered index used by ProcessOrder.</w:t>
+      </w:r>
+    </w:p>
+    <w:p>
+      <w:r>
+        <w:t>CREATE NONCLUSTERED COLUMNSTORE INDEX NCCI_OrderLines_Analytics</w:t>
+      </w:r>
+    </w:p>
+    <w:p>
+      <w:r>
+        <w:t>ON OrderLines (OrderId, ProductId, Quantity, LineTotal);</w:t>
+      </w:r>
+    </w:p>
+    <w:p/>
+    <w:p>
+      <w:r>
+        <w:t>-- Standard rowstore index to keep OLTP joins (e.g. "lines for this order") fast</w:t>
+      </w:r>
+    </w:p>
+    <w:p>
+      <w:r>
+        <w:t>CREATE INDEX IX_OrderLines_OrderId_ProductId ON OrderLines (OrderId, ProductId);</w:t>
       </w:r>
     </w:p>
     <w:p/>
@@ -742,14 +334,7 @@
           <w:b/>
           <w:bCs/>
         </w:rPr>
-        <w:t>Year-on-year revenue</w:t>
-      </w:r>
-      <w:r>
-        <w:rPr>
-          <w:b/>
-          <w:bCs/>
-        </w:rPr>
-        <w:t xml:space="preserve"> query</w:t>
+        <w:t>Year-on-year revenue query</w:t>
       </w:r>
       <w:r>
         <w:t>--------</w:t>
@@ -767,213 +352,54 @@
     </w:p>
     <w:p>
       <w:r>
-        <w:t xml:space="preserve">        </w:t>
-      </w:r>
-      <w:proofErr w:type="spellStart"/>
-      <w:proofErr w:type="gramStart"/>
-      <w:r>
-        <w:t>s.Id</w:t>
-      </w:r>
-      <w:proofErr w:type="spellEnd"/>
-      <w:proofErr w:type="gramEnd"/>
-      <w:r>
-        <w:t xml:space="preserve">        AS </w:t>
-      </w:r>
-      <w:proofErr w:type="spellStart"/>
-      <w:r>
-        <w:t>SchoolId</w:t>
-      </w:r>
-      <w:proofErr w:type="spellEnd"/>
-      <w:r>
-        <w:t>,</w:t>
-      </w:r>
-    </w:p>
-    <w:p>
-      <w:r>
-        <w:t xml:space="preserve">        </w:t>
-      </w:r>
-      <w:proofErr w:type="spellStart"/>
-      <w:proofErr w:type="gramStart"/>
-      <w:r>
-        <w:t>s.Name</w:t>
-      </w:r>
-      <w:proofErr w:type="spellEnd"/>
-      <w:proofErr w:type="gramEnd"/>
-      <w:r>
-        <w:t xml:space="preserve">      AS </w:t>
-      </w:r>
-      <w:proofErr w:type="spellStart"/>
-      <w:r>
-        <w:t>SchoolName</w:t>
-      </w:r>
-      <w:proofErr w:type="spellEnd"/>
-      <w:r>
-        <w:t>,</w:t>
-      </w:r>
-    </w:p>
-    <w:p>
-      <w:r>
-        <w:t xml:space="preserve">        </w:t>
-      </w:r>
-      <w:proofErr w:type="spellStart"/>
-      <w:proofErr w:type="gramStart"/>
-      <w:r>
-        <w:t>o.Season</w:t>
-      </w:r>
-      <w:proofErr w:type="spellEnd"/>
-      <w:proofErr w:type="gramEnd"/>
-      <w:r>
-        <w:t>,</w:t>
-      </w:r>
-    </w:p>
-    <w:p>
-      <w:r>
-        <w:t xml:space="preserve">        </w:t>
-      </w:r>
-      <w:proofErr w:type="spellStart"/>
-      <w:proofErr w:type="gramStart"/>
-      <w:r>
-        <w:t>p.Category</w:t>
-      </w:r>
-      <w:proofErr w:type="spellEnd"/>
-      <w:proofErr w:type="gramEnd"/>
-      <w:r>
-        <w:t>,</w:t>
-      </w:r>
-    </w:p>
-    <w:p>
-      <w:r>
-        <w:t xml:space="preserve">        YEAR(</w:t>
-      </w:r>
-      <w:proofErr w:type="spellStart"/>
-      <w:proofErr w:type="gramStart"/>
-      <w:r>
-        <w:t>o.OrderDate</w:t>
-      </w:r>
-      <w:proofErr w:type="spellEnd"/>
-      <w:proofErr w:type="gramEnd"/>
-      <w:r>
-        <w:t xml:space="preserve">) AS </w:t>
-      </w:r>
-      <w:proofErr w:type="spellStart"/>
-      <w:r>
-        <w:t>OrderYear</w:t>
-      </w:r>
-      <w:proofErr w:type="spellEnd"/>
-      <w:r>
-        <w:t xml:space="preserve">,   </w:t>
-      </w:r>
-    </w:p>
-    <w:p/>
-    <w:p>
-      <w:r>
-        <w:t xml:space="preserve">        </w:t>
-      </w:r>
-      <w:proofErr w:type="gramStart"/>
-      <w:r>
-        <w:t>SUM(</w:t>
-      </w:r>
-      <w:proofErr w:type="spellStart"/>
-      <w:r>
-        <w:t>ol.LineTotal</w:t>
-      </w:r>
-      <w:proofErr w:type="spellEnd"/>
-      <w:proofErr w:type="gramEnd"/>
-      <w:r>
-        <w:t>) AS Revenue</w:t>
-      </w:r>
-    </w:p>
-    <w:p>
-      <w:r>
-        <w:t xml:space="preserve">    FROM </w:t>
-      </w:r>
-      <w:proofErr w:type="spellStart"/>
-      <w:r>
-        <w:t>OrderLines</w:t>
-      </w:r>
-      <w:proofErr w:type="spellEnd"/>
-      <w:r>
-        <w:t xml:space="preserve"> </w:t>
-      </w:r>
-      <w:proofErr w:type="spellStart"/>
-      <w:r>
-        <w:t>ol</w:t>
-      </w:r>
-      <w:proofErr w:type="spellEnd"/>
-    </w:p>
-    <w:p>
-      <w:r>
-        <w:t xml:space="preserve">    JOIN Orders   o ON </w:t>
-      </w:r>
-      <w:proofErr w:type="spellStart"/>
-      <w:proofErr w:type="gramStart"/>
-      <w:r>
-        <w:t>o.Id</w:t>
-      </w:r>
-      <w:proofErr w:type="spellEnd"/>
-      <w:proofErr w:type="gramEnd"/>
-      <w:r>
-        <w:t xml:space="preserve"> = </w:t>
-      </w:r>
-      <w:proofErr w:type="spellStart"/>
-      <w:proofErr w:type="gramStart"/>
-      <w:r>
-        <w:t>ol.OrderId</w:t>
-      </w:r>
-      <w:proofErr w:type="spellEnd"/>
-      <w:proofErr w:type="gramEnd"/>
-    </w:p>
-    <w:p>
-      <w:r>
-        <w:t xml:space="preserve">    JOIN </w:t>
-      </w:r>
-      <w:proofErr w:type="gramStart"/>
-      <w:r>
-        <w:t>Schools  s</w:t>
-      </w:r>
-      <w:proofErr w:type="gramEnd"/>
-      <w:r>
-        <w:t xml:space="preserve"> ON </w:t>
-      </w:r>
-      <w:proofErr w:type="spellStart"/>
-      <w:proofErr w:type="gramStart"/>
-      <w:r>
-        <w:t>s.Id</w:t>
-      </w:r>
-      <w:proofErr w:type="spellEnd"/>
-      <w:proofErr w:type="gramEnd"/>
-      <w:r>
-        <w:t xml:space="preserve"> = </w:t>
-      </w:r>
-      <w:proofErr w:type="spellStart"/>
-      <w:proofErr w:type="gramStart"/>
-      <w:r>
-        <w:t>o.SchoolId</w:t>
-      </w:r>
-      <w:proofErr w:type="spellEnd"/>
-      <w:proofErr w:type="gramEnd"/>
-    </w:p>
-    <w:p>
-      <w:r>
-        <w:t xml:space="preserve">    JOIN Products p ON </w:t>
-      </w:r>
-      <w:proofErr w:type="spellStart"/>
-      <w:proofErr w:type="gramStart"/>
-      <w:r>
-        <w:t>p.Id</w:t>
-      </w:r>
-      <w:proofErr w:type="spellEnd"/>
-      <w:proofErr w:type="gramEnd"/>
-      <w:r>
-        <w:t xml:space="preserve"> = </w:t>
-      </w:r>
-      <w:proofErr w:type="spellStart"/>
-      <w:proofErr w:type="gramStart"/>
-      <w:r>
-        <w:t>ol.ProductId</w:t>
-      </w:r>
-      <w:proofErr w:type="spellEnd"/>
-      <w:proofErr w:type="gramEnd"/>
+        <w:t xml:space="preserve">        s.Id        AS SchoolId,</w:t>
+      </w:r>
+    </w:p>
+    <w:p>
+      <w:r>
+        <w:t xml:space="preserve">        s.Name      AS SchoolName,</w:t>
+      </w:r>
+    </w:p>
+    <w:p>
+      <w:r>
+        <w:t xml:space="preserve">        o.Season,</w:t>
+      </w:r>
+    </w:p>
+    <w:p>
+      <w:r>
+        <w:t xml:space="preserve">        p.Category,</w:t>
+      </w:r>
+    </w:p>
+    <w:p>
+      <w:r>
+        <w:t xml:space="preserve">        YEAR(o.OrderDate) AS OrderYear,   </w:t>
+      </w:r>
+    </w:p>
+    <w:p/>
+    <w:p>
+      <w:r>
+        <w:t xml:space="preserve">        SUM(ol.LineTotal) AS Revenue</w:t>
+      </w:r>
+    </w:p>
+    <w:p>
+      <w:r>
+        <w:t xml:space="preserve">    FROM OrderLines ol</w:t>
+      </w:r>
+    </w:p>
+    <w:p>
+      <w:r>
+        <w:t xml:space="preserve">    JOIN Orders   o ON o.Id = ol.OrderId</w:t>
+      </w:r>
+    </w:p>
+    <w:p>
+      <w:r>
+        <w:t xml:space="preserve">    JOIN Schools  s ON s.Id = o.SchoolId</w:t>
+      </w:r>
+    </w:p>
+    <w:p>
+      <w:r>
+        <w:t xml:space="preserve">    JOIN Products p ON p.Id = ol.ProductId</w:t>
+      </w:r>
     </w:p>
     <w:p>
       <w:r>
@@ -982,23 +408,7 @@
     </w:p>
     <w:p>
       <w:r>
-        <w:t xml:space="preserve">    -- not a function over </w:t>
-      </w:r>
-      <w:proofErr w:type="spellStart"/>
-      <w:r>
-        <w:t>OrderDate</w:t>
-      </w:r>
-      <w:proofErr w:type="spellEnd"/>
-      <w:r>
-        <w:t xml:space="preserve">, so </w:t>
-      </w:r>
-      <w:proofErr w:type="spellStart"/>
-      <w:r>
-        <w:t>IX_Orders_SchoolId_OrderDate</w:t>
-      </w:r>
-      <w:proofErr w:type="spellEnd"/>
-      <w:r>
-        <w:t xml:space="preserve"> / NCCI</w:t>
+        <w:t xml:space="preserve">    -- not a function over OrderDate, so IX_Orders_SchoolId_OrderDate / NCCI</w:t>
       </w:r>
     </w:p>
     <w:p>
@@ -1008,126 +418,32 @@
     </w:p>
     <w:p>
       <w:r>
-        <w:t xml:space="preserve">    WHERE </w:t>
-      </w:r>
-      <w:proofErr w:type="spellStart"/>
-      <w:proofErr w:type="gramStart"/>
-      <w:r>
-        <w:t>o.OrderDate</w:t>
-      </w:r>
-      <w:proofErr w:type="spellEnd"/>
-      <w:proofErr w:type="gramEnd"/>
-      <w:r>
-        <w:t xml:space="preserve"> &gt;= </w:t>
-      </w:r>
-      <w:proofErr w:type="gramStart"/>
-      <w:r>
-        <w:t>DATEADD(</w:t>
-      </w:r>
-      <w:proofErr w:type="gramEnd"/>
-      <w:r>
-        <w:t>YEAR, -1, DATEFROMPARTS(YEAR(</w:t>
-      </w:r>
-      <w:proofErr w:type="gramStart"/>
-      <w:r>
-        <w:t>GETDATE(</w:t>
-      </w:r>
-      <w:proofErr w:type="gramEnd"/>
-      <w:r>
-        <w:t>)), 1, 1))</w:t>
-      </w:r>
-    </w:p>
-    <w:p>
-      <w:r>
-        <w:t xml:space="preserve">      AND </w:t>
-      </w:r>
-      <w:proofErr w:type="spellStart"/>
-      <w:proofErr w:type="gramStart"/>
-      <w:r>
-        <w:t>o.Status</w:t>
-      </w:r>
-      <w:proofErr w:type="spellEnd"/>
-      <w:proofErr w:type="gramEnd"/>
-      <w:r>
-        <w:t xml:space="preserve"> = 'COMPLETE'</w:t>
-      </w:r>
-    </w:p>
-    <w:p>
-      <w:r>
-        <w:t xml:space="preserve">    GROUP BY </w:t>
-      </w:r>
-      <w:proofErr w:type="spellStart"/>
-      <w:proofErr w:type="gramStart"/>
-      <w:r>
-        <w:t>s.Id</w:t>
-      </w:r>
-      <w:proofErr w:type="spellEnd"/>
-      <w:proofErr w:type="gramEnd"/>
-      <w:r>
-        <w:t xml:space="preserve">, </w:t>
-      </w:r>
-      <w:proofErr w:type="spellStart"/>
-      <w:proofErr w:type="gramStart"/>
-      <w:r>
-        <w:t>s.Name</w:t>
-      </w:r>
-      <w:proofErr w:type="spellEnd"/>
-      <w:proofErr w:type="gramEnd"/>
-      <w:r>
-        <w:t xml:space="preserve">, </w:t>
-      </w:r>
-      <w:proofErr w:type="spellStart"/>
-      <w:proofErr w:type="gramStart"/>
-      <w:r>
-        <w:t>o.Season</w:t>
-      </w:r>
-      <w:proofErr w:type="spellEnd"/>
-      <w:proofErr w:type="gramEnd"/>
-      <w:r>
-        <w:t xml:space="preserve">, </w:t>
-      </w:r>
-      <w:proofErr w:type="spellStart"/>
-      <w:proofErr w:type="gramStart"/>
-      <w:r>
-        <w:t>p.Category</w:t>
-      </w:r>
-      <w:proofErr w:type="spellEnd"/>
-      <w:proofErr w:type="gramEnd"/>
-      <w:r>
-        <w:t>, YEAR(</w:t>
-      </w:r>
-      <w:proofErr w:type="spellStart"/>
-      <w:proofErr w:type="gramStart"/>
-      <w:r>
-        <w:t>o.OrderDate</w:t>
-      </w:r>
-      <w:proofErr w:type="spellEnd"/>
-      <w:proofErr w:type="gramEnd"/>
+        <w:t xml:space="preserve">    WHERE o.OrderDate &gt;= DATEADD(YEAR, -1, DATEFROMPARTS(YEAR(GETDATE()), 1, 1))</w:t>
+      </w:r>
+    </w:p>
+    <w:p>
+      <w:r>
+        <w:t xml:space="preserve">      AND o.Status = 'COMPLETE'</w:t>
+      </w:r>
+    </w:p>
+    <w:p>
+      <w:r>
+        <w:t xml:space="preserve">    GROUP BY s.Id, s.Name, o.Season, p.Category, YEAR(o.OrderDate)</w:t>
+      </w:r>
+    </w:p>
+    <w:p>
       <w:r>
         <w:t>)</w:t>
       </w:r>
     </w:p>
     <w:p>
       <w:r>
-        <w:t>)</w:t>
-      </w:r>
-    </w:p>
-    <w:p>
-      <w:r>
         <w:t>SELECT</w:t>
       </w:r>
     </w:p>
     <w:p>
       <w:r>
-        <w:t xml:space="preserve">    </w:t>
-      </w:r>
-      <w:proofErr w:type="spellStart"/>
-      <w:r>
-        <w:t>SchoolName</w:t>
-      </w:r>
-      <w:proofErr w:type="spellEnd"/>
-      <w:r>
-        <w:t>,</w:t>
+        <w:t xml:space="preserve">    SchoolName,</w:t>
       </w:r>
     </w:p>
     <w:p>
@@ -1143,15 +459,7 @@
     <w:p>
       <w:r>
         <w:lastRenderedPageBreak/>
-        <w:t xml:space="preserve">    </w:t>
-      </w:r>
-      <w:proofErr w:type="spellStart"/>
-      <w:r>
-        <w:t>OrderYear</w:t>
-      </w:r>
-      <w:proofErr w:type="spellEnd"/>
-      <w:r>
-        <w:t>,</w:t>
+        <w:t xml:space="preserve">    OrderYear,</w:t>
       </w:r>
     </w:p>
     <w:p>
@@ -1161,15 +469,7 @@
     </w:p>
     <w:p>
       <w:r>
-        <w:t xml:space="preserve">    -- Trade-off: </w:t>
-      </w:r>
-      <w:proofErr w:type="gramStart"/>
-      <w:r>
-        <w:t>LAG(</w:t>
-      </w:r>
-      <w:proofErr w:type="gramEnd"/>
-      <w:r>
-        <w:t>) over a window instead of a self-join to "last year".</w:t>
+        <w:t xml:space="preserve">    -- Trade-off: LAG() over a window instead of a self-join to "last year".</w:t>
       </w:r>
     </w:p>
     <w:p>
@@ -1189,38 +489,17 @@
     </w:p>
     <w:p>
       <w:r>
-        <w:t xml:space="preserve">        PARTITION BY </w:t>
-      </w:r>
-      <w:proofErr w:type="spellStart"/>
-      <w:r>
-        <w:t>SchoolName</w:t>
-      </w:r>
-      <w:proofErr w:type="spellEnd"/>
-      <w:r>
-        <w:t>, Season, Category</w:t>
-      </w:r>
-    </w:p>
-    <w:p>
-      <w:r>
-        <w:t xml:space="preserve">        ORDER BY </w:t>
-      </w:r>
-      <w:proofErr w:type="spellStart"/>
-      <w:r>
-        <w:t>OrderYear</w:t>
-      </w:r>
-      <w:proofErr w:type="spellEnd"/>
-    </w:p>
-    <w:p>
-      <w:r>
-        <w:t xml:space="preserve">    ) AS </w:t>
-      </w:r>
-      <w:proofErr w:type="spellStart"/>
-      <w:r>
-        <w:t>PriorYearRevenue</w:t>
-      </w:r>
-      <w:proofErr w:type="spellEnd"/>
-      <w:r>
-        <w:t>,</w:t>
+        <w:t xml:space="preserve">        PARTITION BY SchoolName, Season, Category</w:t>
+      </w:r>
+    </w:p>
+    <w:p>
+      <w:r>
+        <w:t xml:space="preserve">        ORDER BY OrderYear</w:t>
+      </w:r>
+    </w:p>
+    <w:p>
+      <w:r>
+        <w:t xml:space="preserve">    ) AS PriorYearRevenue,</w:t>
       </w:r>
     </w:p>
     <w:p>
@@ -1230,36 +509,18 @@
     </w:p>
     <w:p>
       <w:r>
-        <w:t xml:space="preserve">        PARTITION BY </w:t>
-      </w:r>
-      <w:proofErr w:type="spellStart"/>
-      <w:r>
-        <w:t>SchoolName</w:t>
-      </w:r>
-      <w:proofErr w:type="spellEnd"/>
-      <w:r>
-        <w:t>, Season, Category</w:t>
-      </w:r>
-    </w:p>
-    <w:p>
-      <w:r>
-        <w:t xml:space="preserve">        ORDER BY </w:t>
-      </w:r>
-      <w:proofErr w:type="spellStart"/>
-      <w:r>
-        <w:t>OrderYear</w:t>
-      </w:r>
-      <w:proofErr w:type="spellEnd"/>
-    </w:p>
-    <w:p>
-      <w:r>
-        <w:t xml:space="preserve">    ) AS </w:t>
-      </w:r>
-      <w:proofErr w:type="spellStart"/>
-      <w:r>
-        <w:t>YoYDelta</w:t>
-      </w:r>
-      <w:proofErr w:type="spellEnd"/>
+        <w:t xml:space="preserve">        PARTITION BY SchoolName, Season, Category</w:t>
+      </w:r>
+    </w:p>
+    <w:p>
+      <w:r>
+        <w:t xml:space="preserve">        ORDER BY OrderYear</w:t>
+      </w:r>
+    </w:p>
+    <w:p>
+      <w:r>
+        <w:t xml:space="preserve">    ) AS YoYDelta</w:t>
+      </w:r>
     </w:p>
     <w:p>
       <w:r>
@@ -1268,23 +529,7 @@
     </w:p>
     <w:p>
       <w:r>
-        <w:t xml:space="preserve">ORDER BY </w:t>
-      </w:r>
-      <w:proofErr w:type="spellStart"/>
-      <w:r>
-        <w:t>SchoolName</w:t>
-      </w:r>
-      <w:proofErr w:type="spellEnd"/>
-      <w:r>
-        <w:t xml:space="preserve">, Season, Category, </w:t>
-      </w:r>
-      <w:proofErr w:type="spellStart"/>
-      <w:r>
-        <w:t>OrderYear</w:t>
-      </w:r>
-      <w:proofErr w:type="spellEnd"/>
-      <w:r>
-        <w:t>;</w:t>
+        <w:t>ORDER BY SchoolName, Season, Category, OrderYear;</w:t>
       </w:r>
     </w:p>
     <w:p/>
@@ -1307,23 +552,7 @@
         <w:t>The biggest risk</w:t>
       </w:r>
       <w:r>
-        <w:t xml:space="preserve"> in the current setup is that </w:t>
-      </w:r>
-      <w:proofErr w:type="spellStart"/>
-      <w:r>
-        <w:t>OrderLines.ProductId</w:t>
-      </w:r>
-      <w:proofErr w:type="spellEnd"/>
-      <w:r>
-        <w:t xml:space="preserve"> doesn't exist — the join to Products is done via </w:t>
-      </w:r>
-      <w:proofErr w:type="spellStart"/>
-      <w:r>
-        <w:t>Sku</w:t>
-      </w:r>
-      <w:proofErr w:type="spellEnd"/>
-      <w:r>
-        <w:t xml:space="preserve"> (a VARCHAR). String joins across an 8M-row table are more expensive than int joins </w:t>
+        <w:t xml:space="preserve"> in the current setup is that OrderLines.ProductId doesn't exist — the join to Products is done via Sku (a VARCHAR). String joins across an 8M-row table are more expensive than int joins </w:t>
       </w:r>
     </w:p>
     <w:p/>
@@ -1334,23 +563,7 @@
     </w:p>
     <w:p>
       <w:r>
-        <w:t xml:space="preserve">--Add </w:t>
-      </w:r>
-      <w:proofErr w:type="spellStart"/>
-      <w:r>
-        <w:t>ProductId</w:t>
-      </w:r>
-      <w:proofErr w:type="spellEnd"/>
-      <w:r>
-        <w:t xml:space="preserve"> INT to </w:t>
-      </w:r>
-      <w:proofErr w:type="spellStart"/>
-      <w:r>
-        <w:t>OrderLines</w:t>
-      </w:r>
-      <w:proofErr w:type="spellEnd"/>
-      <w:r>
-        <w:t>, and use it for the joins.</w:t>
+        <w:t>--Add ProductId INT to OrderLines, and use it for the joins.</w:t>
       </w:r>
     </w:p>
     <w:p/>
@@ -2088,6 +1301,7 @@
   <w:style w:type="character" w:default="1" w:styleId="DefaultParagraphFont">
     <w:name w:val="Default Paragraph Font"/>
     <w:uiPriority w:val="1"/>
+    <w:semiHidden/>
     <w:unhideWhenUsed/>
   </w:style>
   <w:style w:type="table" w:default="1" w:styleId="TableNormal">
